--- a/Documentacion/LexicoInicial.docx
+++ b/Documentacion/LexicoInicial.docx
@@ -546,14 +546,8 @@
     <w:p>
       <w:pPr>
         <w:ind w:left="708"/>
-        <w:rPr>
-          <w:lang w:val="en-US"/>
-        </w:rPr>
-      </w:pPr>
-      <w:r>
-        <w:rPr>
-          <w:lang w:val="en-US"/>
-        </w:rPr>
+      </w:pPr>
+      <w:r>
         <w:t>Round</w:t>
       </w:r>
     </w:p>
@@ -606,75 +600,202 @@
           <w:lang w:val="en-US"/>
         </w:rPr>
       </w:pPr>
-      <w:proofErr w:type="spellStart"/>
       <w:r>
         <w:rPr>
           <w:lang w:val="en-US"/>
         </w:rPr>
         <w:t>start_with</w:t>
       </w:r>
-      <w:proofErr w:type="spellEnd"/>
-    </w:p>
-    <w:p>
-      <w:pPr>
-        <w:ind w:left="708"/>
-        <w:rPr>
-          <w:lang w:val="en-US"/>
-        </w:rPr>
-      </w:pPr>
-    </w:p>
-    <w:p>
-      <w:pPr>
-        <w:ind w:left="708"/>
-        <w:rPr>
-          <w:lang w:val="en-US"/>
-        </w:rPr>
-      </w:pPr>
-    </w:p>
-    <w:p>
-      <w:pPr>
-        <w:ind w:left="708"/>
-        <w:rPr>
-          <w:lang w:val="en-US"/>
-        </w:rPr>
-      </w:pPr>
-    </w:p>
-    <w:p>
-      <w:pPr>
-        <w:ind w:left="708"/>
-        <w:rPr>
-          <w:lang w:val="en-US"/>
-        </w:rPr>
-      </w:pPr>
-    </w:p>
-    <w:p>
-      <w:pPr>
-        <w:rPr>
-          <w:b/>
-          <w:bCs/>
-        </w:rPr>
-      </w:pPr>
-      <w:r>
-        <w:rPr>
-          <w:b/>
-          <w:bCs/>
+    </w:p>
+    <w:p>
+      <w:pPr>
+        <w:ind w:left="708"/>
+        <w:rPr>
+          <w:lang w:val="en-US"/>
+        </w:rPr>
+      </w:pPr>
+    </w:p>
+    <w:p>
+      <w:pPr>
+        <w:ind w:left="708"/>
+        <w:rPr>
+          <w:lang w:val="en-US"/>
+        </w:rPr>
+      </w:pPr>
+    </w:p>
+    <w:p>
+      <w:pPr>
+        <w:ind w:left="708"/>
+        <w:rPr>
+          <w:lang w:val="en-US"/>
+        </w:rPr>
+      </w:pPr>
+    </w:p>
+    <w:p>
+      <w:pPr>
+        <w:ind w:left="708"/>
+        <w:rPr>
+          <w:lang w:val="en-US"/>
+        </w:rPr>
+      </w:pPr>
+    </w:p>
+    <w:p>
+      <w:pPr>
+        <w:rPr>
+          <w:b/>
+          <w:bCs/>
+          <w:lang w:val="en-US"/>
+        </w:rPr>
+      </w:pPr>
+      <w:r>
+        <w:rPr>
+          <w:b/>
+          <w:bCs/>
+          <w:lang w:val="en-US"/>
         </w:rPr>
         <w:t>Simbolos</w:t>
       </w:r>
     </w:p>
     <w:p>
       <w:r>
+        <w:rPr>
+          <w:lang w:val="en-US"/>
+        </w:rPr>
         <w:tab/>
       </w:r>
       <w:r>
         <w:t>“:”</w:t>
+      </w:r>
+      <w:r>
+        <w:t xml:space="preserve"> y</w:t>
       </w:r>
     </w:p>
     <w:p>
       <w:r>
         <w:lastRenderedPageBreak/>
         <w:tab/>
+        <w:t>“</w:t>
+      </w:r>
+      <w:r>
+        <w:t>=</w:t>
+      </w:r>
+      <w:r>
+        <w:t>”</w:t>
+      </w:r>
+      <w:r>
+        <w:t>y</w:t>
+      </w:r>
+    </w:p>
+    <w:p>
+      <w:r>
+        <w:tab/>
+      </w:r>
+      <w:r>
+        <w:t>“</w:t>
+      </w:r>
+      <w:r>
+        <w:t>;</w:t>
+      </w:r>
+      <w:r>
+        <w:t>”</w:t>
+      </w:r>
+      <w:r>
+        <w:t>y</w:t>
+      </w:r>
+    </w:p>
+    <w:p>
+      <w:r>
+        <w:tab/>
+        <w:t>“</w:t>
+      </w:r>
+      <w:r>
+        <w:t>+</w:t>
+      </w:r>
+      <w:r>
+        <w:t>”</w:t>
+      </w:r>
+      <w:r>
+        <w:t>y</w:t>
+      </w:r>
+    </w:p>
+    <w:p>
+      <w:r>
+        <w:tab/>
+        <w:t>“</w:t>
+      </w:r>
+      <w:r>
+        <w:t>-</w:t>
+      </w:r>
+      <w:r>
+        <w:t>”</w:t>
+      </w:r>
+      <w:r>
+        <w:t>y</w:t>
+      </w:r>
+    </w:p>
+    <w:p>
+      <w:r>
+        <w:tab/>
+        <w:t>“</w:t>
+      </w:r>
+      <w:r>
+        <w:t>*</w:t>
+      </w:r>
+      <w:r>
+        <w:t>”</w:t>
+      </w:r>
+      <w:r>
+        <w:t>y</w:t>
+      </w:r>
+    </w:p>
+    <w:p>
+      <w:r>
+        <w:tab/>
+        <w:t>“</w:t>
+      </w:r>
+      <w:r>
+        <w:t>/</w:t>
+      </w:r>
+      <w:r>
+        <w:t>”</w:t>
+      </w:r>
+      <w:r>
+        <w:t>y</w:t>
+      </w:r>
+    </w:p>
+    <w:p>
+      <w:r>
+        <w:tab/>
+        <w:t>“</w:t>
+      </w:r>
+      <w:r>
+        <w:t>%</w:t>
+      </w:r>
+      <w:r>
+        <w:t>”</w:t>
+      </w:r>
+      <w:r>
+        <w:t>y</w:t>
+      </w:r>
+    </w:p>
+    <w:p>
+      <w:r>
+        <w:tab/>
+      </w:r>
+      <w:r>
+        <w:t>“!”</w:t>
+      </w:r>
+      <w:r>
+        <w:t>y</w:t>
+      </w:r>
+    </w:p>
+    <w:p>
+      <w:r>
+        <w:tab/>
         <w:t>“&lt;”</w:t>
+      </w:r>
+      <w:r>
+        <w:t>y</w:t>
       </w:r>
     </w:p>
     <w:p>
@@ -682,65 +803,44 @@
         <w:tab/>
         <w:t>“&gt;”</w:t>
       </w:r>
+      <w:r>
+        <w:t>y</w:t>
+      </w:r>
     </w:p>
     <w:p>
       <w:r>
         <w:tab/>
-        <w:t>“!”</w:t>
+        <w:t>“||”</w:t>
+      </w:r>
+      <w:r>
+        <w:t>y</w:t>
       </w:r>
     </w:p>
     <w:p>
       <w:r>
         <w:tab/>
-        <w:t>“-”</w:t>
+        <w:t>“&amp;&amp;”</w:t>
+      </w:r>
+      <w:r>
+        <w:t>y</w:t>
       </w:r>
     </w:p>
     <w:p>
       <w:r>
         <w:tab/>
-        <w:t>“;”</w:t>
+        <w:t>“^”</w:t>
+      </w:r>
+      <w:r>
+        <w:t>y</w:t>
       </w:r>
     </w:p>
     <w:p>
       <w:r>
         <w:tab/>
-        <w:t>“[”</w:t>
-      </w:r>
-    </w:p>
-    <w:p>
-      <w:r>
-        <w:tab/>
-        <w:t>“]”</w:t>
-      </w:r>
-    </w:p>
-    <w:p>
-      <w:r>
-        <w:tab/>
-        <w:t>“@”</w:t>
-      </w:r>
-    </w:p>
-    <w:p>
-      <w:r>
-        <w:tab/>
-        <w:t>“.”</w:t>
-      </w:r>
-    </w:p>
-    <w:p>
-      <w:r>
-        <w:tab/>
-        <w:t>“,”</w:t>
-      </w:r>
-    </w:p>
-    <w:p>
-      <w:r>
-        <w:tab/>
-        <w:t>“””</w:t>
-      </w:r>
-    </w:p>
-    <w:p>
-      <w:r>
-        <w:tab/>
-        <w:t>“(”</w:t>
+        <w:t>“(“</w:t>
+      </w:r>
+      <w:r>
+        <w:t>y</w:t>
       </w:r>
     </w:p>
     <w:p>
@@ -748,10 +848,41 @@
         <w:tab/>
         <w:t>“)”</w:t>
       </w:r>
+      <w:r>
+        <w:t>y</w:t>
+      </w:r>
     </w:p>
     <w:p>
       <w:r>
         <w:tab/>
+        <w:t>“{“</w:t>
+      </w:r>
+      <w:r>
+        <w:t>y</w:t>
+      </w:r>
+    </w:p>
+    <w:p>
+      <w:r>
+        <w:tab/>
+        <w:t>“}”</w:t>
+      </w:r>
+      <w:r>
+        <w:t>y</w:t>
+      </w:r>
+    </w:p>
+    <w:p>
+      <w:r>
+        <w:tab/>
+      </w:r>
+    </w:p>
+    <w:p>
+      <w:r>
+        <w:tab/>
+      </w:r>
+    </w:p>
+    <w:p>
+      <w:r>
+        <w:tab/>
       </w:r>
     </w:p>
     <w:p>
@@ -833,6 +964,7 @@
         <w:ind w:left="708"/>
       </w:pPr>
       <w:r>
+        <w:lastRenderedPageBreak/>
         <w:t>column, exec, graphBar, graphPie, graphLine, Histogram, values, label, titulo, ejeX, ejeY, tituloX, tituloY</w:t>
       </w:r>
     </w:p>
@@ -878,12 +1010,8 @@
     <w:p>
       <w:pPr>
         <w:ind w:left="708"/>
-        <w:rPr>
-          <w:lang w:val="en-US"/>
-        </w:rPr>
-      </w:pPr>
-      <w:r>
-        <w:lastRenderedPageBreak/>
+      </w:pPr>
+      <w:r>
         <w:t>Imprimir, Operaciones</w:t>
       </w:r>
     </w:p>
@@ -1013,6 +1141,7 @@
           <w:b/>
           <w:bCs/>
         </w:rPr>
+        <w:lastRenderedPageBreak/>
         <w:t xml:space="preserve">DeclaracionCha </w:t>
       </w:r>
       <w:r>
@@ -1059,7 +1188,6 @@
     </w:p>
     <w:p>
       <w:r>
-        <w:lastRenderedPageBreak/>
         <w:t xml:space="preserve">        | charr DosPuntos DosPuntos arroba id menor guion AbreC TipoArC CierraC     </w:t>
       </w:r>
     </w:p>
